--- a/New-Blog-Website/Document.docx
+++ b/New-Blog-Website/Document.docx
@@ -1315,7 +1315,6 @@
           <w:szCs w:val="24"/>
         </w:rPr>
       </w:pPr>
-      <w:bookmarkStart w:id="0" w:name="_GoBack"/>
       <w:r>
         <w:rPr>
           <w:rFonts w:ascii="Times New Roman" w:eastAsia="Times New Roman" w:hAnsi="Times New Roman" w:cs="Times New Roman"/>
@@ -1327,7 +1326,6 @@
         <w:t>Show Dynamic Title, Logo, Brand Name</w:t>
       </w:r>
     </w:p>
-    <w:bookmarkEnd w:id="0"/>
     <w:p>
       <w:pPr>
         <w:numPr>
@@ -1918,6 +1916,1480 @@
         <w:lastRenderedPageBreak/>
         <w:t>500 – Internal Server Error</w:t>
       </w:r>
+    </w:p>
+    <w:p>
+      <w:pPr>
+        <w:bidi w:val="0"/>
+        <w:spacing w:before="100" w:beforeAutospacing="1" w:after="100" w:afterAutospacing="1" w:line="240" w:lineRule="auto"/>
+        <w:rPr>
+          <w:rFonts w:ascii="Times New Roman" w:eastAsia="Times New Roman" w:hAnsi="Times New Roman" w:cs="Times New Roman"/>
+          <w:sz w:val="24"/>
+          <w:szCs w:val="24"/>
+        </w:rPr>
+      </w:pPr>
+      <w:r>
+        <w:rPr>
+          <w:rFonts w:ascii="Times New Roman" w:eastAsia="Times New Roman" w:hAnsi="Times New Roman" w:cs="Times New Roman"/>
+          <w:sz w:val="24"/>
+          <w:szCs w:val="24"/>
+        </w:rPr>
+        <w:t>Website Structure</w:t>
+      </w:r>
+      <w:r>
+        <w:rPr>
+          <w:rFonts w:ascii="Times New Roman" w:eastAsia="Times New Roman" w:hAnsi="Times New Roman" w:cs="Times New Roman"/>
+          <w:sz w:val="24"/>
+          <w:szCs w:val="24"/>
+        </w:rPr>
+        <w:br/>
+      </w:r>
+      <w:r>
+        <w:rPr>
+          <w:rFonts w:ascii="Times New Roman" w:eastAsia="Times New Roman" w:hAnsi="Times New Roman" w:cs="Times New Roman"/>
+          <w:sz w:val="24"/>
+          <w:szCs w:val="24"/>
+        </w:rPr>
+        <w:t>New-Blog-Website/</w:t>
+      </w:r>
+    </w:p>
+    <w:p>
+      <w:pPr>
+        <w:bidi w:val="0"/>
+        <w:spacing w:before="100" w:beforeAutospacing="1" w:after="100" w:afterAutospacing="1" w:line="240" w:lineRule="auto"/>
+        <w:rPr>
+          <w:rFonts w:ascii="Times New Roman" w:eastAsia="Times New Roman" w:hAnsi="Times New Roman" w:cs="Times New Roman"/>
+          <w:sz w:val="24"/>
+          <w:szCs w:val="24"/>
+        </w:rPr>
+      </w:pPr>
+      <w:r>
+        <w:rPr>
+          <w:rFonts w:ascii="Times New Roman" w:eastAsia="Times New Roman" w:hAnsi="Times New Roman" w:cs="Times New Roman"/>
+          <w:sz w:val="24"/>
+          <w:szCs w:val="24"/>
+        </w:rPr>
+        <w:t>├── .</w:t>
+      </w:r>
+      <w:proofErr w:type="spellStart"/>
+      <w:r>
+        <w:rPr>
+          <w:rFonts w:ascii="Times New Roman" w:eastAsia="Times New Roman" w:hAnsi="Times New Roman" w:cs="Times New Roman"/>
+          <w:sz w:val="24"/>
+          <w:szCs w:val="24"/>
+        </w:rPr>
+        <w:t>env</w:t>
+      </w:r>
+      <w:proofErr w:type="spellEnd"/>
+      <w:r>
+        <w:rPr>
+          <w:rFonts w:ascii="Times New Roman" w:eastAsia="Times New Roman" w:hAnsi="Times New Roman" w:cs="Times New Roman"/>
+          <w:sz w:val="24"/>
+          <w:szCs w:val="24"/>
+        </w:rPr>
+        <w:t xml:space="preserve">                    # Environment variables (Configuration)</w:t>
+      </w:r>
+    </w:p>
+    <w:p>
+      <w:pPr>
+        <w:bidi w:val="0"/>
+        <w:spacing w:before="100" w:beforeAutospacing="1" w:after="100" w:afterAutospacing="1" w:line="240" w:lineRule="auto"/>
+        <w:rPr>
+          <w:rFonts w:ascii="Times New Roman" w:eastAsia="Times New Roman" w:hAnsi="Times New Roman" w:cs="Times New Roman"/>
+          <w:sz w:val="24"/>
+          <w:szCs w:val="24"/>
+        </w:rPr>
+      </w:pPr>
+      <w:r>
+        <w:rPr>
+          <w:rFonts w:ascii="Times New Roman" w:eastAsia="Times New Roman" w:hAnsi="Times New Roman" w:cs="Times New Roman"/>
+          <w:sz w:val="24"/>
+          <w:szCs w:val="24"/>
+        </w:rPr>
+        <w:t>├── app.js                  # Main server entry point</w:t>
+      </w:r>
+    </w:p>
+    <w:p>
+      <w:pPr>
+        <w:bidi w:val="0"/>
+        <w:spacing w:before="100" w:beforeAutospacing="1" w:after="100" w:afterAutospacing="1" w:line="240" w:lineRule="auto"/>
+        <w:rPr>
+          <w:rFonts w:ascii="Times New Roman" w:eastAsia="Times New Roman" w:hAnsi="Times New Roman" w:cs="Times New Roman"/>
+          <w:sz w:val="24"/>
+          <w:szCs w:val="24"/>
+        </w:rPr>
+      </w:pPr>
+      <w:r>
+        <w:rPr>
+          <w:rFonts w:ascii="Times New Roman" w:eastAsia="Times New Roman" w:hAnsi="Times New Roman" w:cs="Times New Roman"/>
+          <w:sz w:val="24"/>
+          <w:szCs w:val="24"/>
+        </w:rPr>
+        <w:t xml:space="preserve">├── </w:t>
+      </w:r>
+      <w:proofErr w:type="spellStart"/>
+      <w:r>
+        <w:rPr>
+          <w:rFonts w:ascii="Times New Roman" w:eastAsia="Times New Roman" w:hAnsi="Times New Roman" w:cs="Times New Roman"/>
+          <w:sz w:val="24"/>
+          <w:szCs w:val="24"/>
+        </w:rPr>
+        <w:t>package.json</w:t>
+      </w:r>
+      <w:proofErr w:type="spellEnd"/>
+      <w:r>
+        <w:rPr>
+          <w:rFonts w:ascii="Times New Roman" w:eastAsia="Times New Roman" w:hAnsi="Times New Roman" w:cs="Times New Roman"/>
+          <w:sz w:val="24"/>
+          <w:szCs w:val="24"/>
+        </w:rPr>
+        <w:t xml:space="preserve">            # Project dependencies and metadata</w:t>
+      </w:r>
+    </w:p>
+    <w:p>
+      <w:pPr>
+        <w:bidi w:val="0"/>
+        <w:spacing w:before="100" w:beforeAutospacing="1" w:after="100" w:afterAutospacing="1" w:line="240" w:lineRule="auto"/>
+        <w:rPr>
+          <w:rFonts w:ascii="Times New Roman" w:eastAsia="Times New Roman" w:hAnsi="Times New Roman" w:cs="Times New Roman"/>
+          <w:sz w:val="24"/>
+          <w:szCs w:val="24"/>
+        </w:rPr>
+      </w:pPr>
+      <w:r>
+        <w:rPr>
+          <w:rFonts w:ascii="Times New Roman" w:eastAsia="Times New Roman" w:hAnsi="Times New Roman" w:cs="Times New Roman"/>
+          <w:sz w:val="24"/>
+          <w:szCs w:val="24"/>
+        </w:rPr>
+        <w:t xml:space="preserve">├── </w:t>
+      </w:r>
+      <w:proofErr w:type="spellStart"/>
+      <w:r>
+        <w:rPr>
+          <w:rFonts w:ascii="Times New Roman" w:eastAsia="Times New Roman" w:hAnsi="Times New Roman" w:cs="Times New Roman"/>
+          <w:sz w:val="24"/>
+          <w:szCs w:val="24"/>
+        </w:rPr>
+        <w:t>package.lock.json</w:t>
+      </w:r>
+      <w:proofErr w:type="spellEnd"/>
+      <w:r>
+        <w:rPr>
+          <w:rFonts w:ascii="Times New Roman" w:eastAsia="Times New Roman" w:hAnsi="Times New Roman" w:cs="Times New Roman"/>
+          <w:sz w:val="24"/>
+          <w:szCs w:val="24"/>
+        </w:rPr>
+        <w:t xml:space="preserve">       # Dependency version control</w:t>
+      </w:r>
+    </w:p>
+    <w:p>
+      <w:pPr>
+        <w:bidi w:val="0"/>
+        <w:spacing w:before="100" w:beforeAutospacing="1" w:after="100" w:afterAutospacing="1" w:line="240" w:lineRule="auto"/>
+        <w:rPr>
+          <w:rFonts w:ascii="Times New Roman" w:eastAsia="Times New Roman" w:hAnsi="Times New Roman" w:cs="Times New Roman"/>
+          <w:sz w:val="24"/>
+          <w:szCs w:val="24"/>
+        </w:rPr>
+      </w:pPr>
+      <w:r>
+        <w:rPr>
+          <w:rFonts w:ascii="Times New Roman" w:eastAsia="Times New Roman" w:hAnsi="Times New Roman" w:cs="Times New Roman"/>
+          <w:sz w:val="24"/>
+          <w:szCs w:val="24"/>
+        </w:rPr>
+        <w:t xml:space="preserve">├── </w:t>
+      </w:r>
+      <w:proofErr w:type="gramStart"/>
+      <w:r>
+        <w:rPr>
+          <w:rFonts w:ascii="Times New Roman" w:eastAsia="Times New Roman" w:hAnsi="Times New Roman" w:cs="Times New Roman"/>
+          <w:sz w:val="24"/>
+          <w:szCs w:val="24"/>
+        </w:rPr>
+        <w:t>controllers</w:t>
+      </w:r>
+      <w:proofErr w:type="gramEnd"/>
+      <w:r>
+        <w:rPr>
+          <w:rFonts w:ascii="Times New Roman" w:eastAsia="Times New Roman" w:hAnsi="Times New Roman" w:cs="Times New Roman"/>
+          <w:sz w:val="24"/>
+          <w:szCs w:val="24"/>
+        </w:rPr>
+        <w:t>/            # Business logic (handling requests)</w:t>
+      </w:r>
+    </w:p>
+    <w:p>
+      <w:pPr>
+        <w:bidi w:val="0"/>
+        <w:spacing w:before="100" w:beforeAutospacing="1" w:after="100" w:afterAutospacing="1" w:line="240" w:lineRule="auto"/>
+        <w:rPr>
+          <w:rFonts w:ascii="Times New Roman" w:eastAsia="Times New Roman" w:hAnsi="Times New Roman" w:cs="Times New Roman"/>
+          <w:sz w:val="24"/>
+          <w:szCs w:val="24"/>
+        </w:rPr>
+      </w:pPr>
+      <w:r>
+        <w:rPr>
+          <w:rFonts w:ascii="Times New Roman" w:eastAsia="Times New Roman" w:hAnsi="Times New Roman" w:cs="Times New Roman"/>
+          <w:sz w:val="24"/>
+          <w:szCs w:val="24"/>
+        </w:rPr>
+        <w:t>│   ├── articleController.js</w:t>
+      </w:r>
+    </w:p>
+    <w:p>
+      <w:pPr>
+        <w:bidi w:val="0"/>
+        <w:spacing w:before="100" w:beforeAutospacing="1" w:after="100" w:afterAutospacing="1" w:line="240" w:lineRule="auto"/>
+        <w:rPr>
+          <w:rFonts w:ascii="Times New Roman" w:eastAsia="Times New Roman" w:hAnsi="Times New Roman" w:cs="Times New Roman"/>
+          <w:sz w:val="24"/>
+          <w:szCs w:val="24"/>
+        </w:rPr>
+      </w:pPr>
+      <w:r>
+        <w:rPr>
+          <w:rFonts w:ascii="Times New Roman" w:eastAsia="Times New Roman" w:hAnsi="Times New Roman" w:cs="Times New Roman"/>
+          <w:sz w:val="24"/>
+          <w:szCs w:val="24"/>
+        </w:rPr>
+        <w:t>│   ├── categoryController.js</w:t>
+      </w:r>
+    </w:p>
+    <w:p>
+      <w:pPr>
+        <w:bidi w:val="0"/>
+        <w:spacing w:before="100" w:beforeAutospacing="1" w:after="100" w:afterAutospacing="1" w:line="240" w:lineRule="auto"/>
+        <w:rPr>
+          <w:rFonts w:ascii="Times New Roman" w:eastAsia="Times New Roman" w:hAnsi="Times New Roman" w:cs="Times New Roman"/>
+          <w:sz w:val="24"/>
+          <w:szCs w:val="24"/>
+        </w:rPr>
+      </w:pPr>
+      <w:r>
+        <w:rPr>
+          <w:rFonts w:ascii="Times New Roman" w:eastAsia="Times New Roman" w:hAnsi="Times New Roman" w:cs="Times New Roman"/>
+          <w:sz w:val="24"/>
+          <w:szCs w:val="24"/>
+        </w:rPr>
+        <w:t>│   ├── commentsController.js</w:t>
+      </w:r>
+    </w:p>
+    <w:p>
+      <w:pPr>
+        <w:bidi w:val="0"/>
+        <w:spacing w:before="100" w:beforeAutospacing="1" w:after="100" w:afterAutospacing="1" w:line="240" w:lineRule="auto"/>
+        <w:rPr>
+          <w:rFonts w:ascii="Times New Roman" w:eastAsia="Times New Roman" w:hAnsi="Times New Roman" w:cs="Times New Roman"/>
+          <w:sz w:val="24"/>
+          <w:szCs w:val="24"/>
+        </w:rPr>
+      </w:pPr>
+      <w:r>
+        <w:rPr>
+          <w:rFonts w:ascii="Times New Roman" w:eastAsia="Times New Roman" w:hAnsi="Times New Roman" w:cs="Times New Roman"/>
+          <w:sz w:val="24"/>
+          <w:szCs w:val="24"/>
+        </w:rPr>
+        <w:t>│   ├── siteController.js</w:t>
+      </w:r>
+    </w:p>
+    <w:p>
+      <w:pPr>
+        <w:bidi w:val="0"/>
+        <w:spacing w:before="100" w:beforeAutospacing="1" w:after="100" w:afterAutospacing="1" w:line="240" w:lineRule="auto"/>
+        <w:rPr>
+          <w:rFonts w:ascii="Times New Roman" w:eastAsia="Times New Roman" w:hAnsi="Times New Roman" w:cs="Times New Roman"/>
+          <w:sz w:val="24"/>
+          <w:szCs w:val="24"/>
+        </w:rPr>
+      </w:pPr>
+      <w:r>
+        <w:rPr>
+          <w:rFonts w:ascii="Times New Roman" w:eastAsia="Times New Roman" w:hAnsi="Times New Roman" w:cs="Times New Roman"/>
+          <w:sz w:val="24"/>
+          <w:szCs w:val="24"/>
+        </w:rPr>
+        <w:t>│   └── userController.js</w:t>
+      </w:r>
+    </w:p>
+    <w:p>
+      <w:pPr>
+        <w:bidi w:val="0"/>
+        <w:spacing w:before="100" w:beforeAutospacing="1" w:after="100" w:afterAutospacing="1" w:line="240" w:lineRule="auto"/>
+        <w:rPr>
+          <w:rFonts w:ascii="Times New Roman" w:eastAsia="Times New Roman" w:hAnsi="Times New Roman" w:cs="Times New Roman"/>
+          <w:sz w:val="24"/>
+          <w:szCs w:val="24"/>
+        </w:rPr>
+      </w:pPr>
+      <w:r>
+        <w:rPr>
+          <w:rFonts w:ascii="Times New Roman" w:eastAsia="Times New Roman" w:hAnsi="Times New Roman" w:cs="Times New Roman"/>
+          <w:sz w:val="24"/>
+          <w:szCs w:val="24"/>
+        </w:rPr>
+        <w:t xml:space="preserve">├── </w:t>
+      </w:r>
+      <w:proofErr w:type="gramStart"/>
+      <w:r>
+        <w:rPr>
+          <w:rFonts w:ascii="Times New Roman" w:eastAsia="Times New Roman" w:hAnsi="Times New Roman" w:cs="Times New Roman"/>
+          <w:sz w:val="24"/>
+          <w:szCs w:val="24"/>
+        </w:rPr>
+        <w:t>middleware</w:t>
+      </w:r>
+      <w:proofErr w:type="gramEnd"/>
+      <w:r>
+        <w:rPr>
+          <w:rFonts w:ascii="Times New Roman" w:eastAsia="Times New Roman" w:hAnsi="Times New Roman" w:cs="Times New Roman"/>
+          <w:sz w:val="24"/>
+          <w:szCs w:val="24"/>
+        </w:rPr>
+        <w:t>/             # Request interceptors &amp; security</w:t>
+      </w:r>
+    </w:p>
+    <w:p>
+      <w:pPr>
+        <w:bidi w:val="0"/>
+        <w:spacing w:before="100" w:beforeAutospacing="1" w:after="100" w:afterAutospacing="1" w:line="240" w:lineRule="auto"/>
+        <w:rPr>
+          <w:rFonts w:ascii="Times New Roman" w:eastAsia="Times New Roman" w:hAnsi="Times New Roman" w:cs="Times New Roman"/>
+          <w:sz w:val="24"/>
+          <w:szCs w:val="24"/>
+        </w:rPr>
+      </w:pPr>
+      <w:r>
+        <w:rPr>
+          <w:rFonts w:ascii="Times New Roman" w:eastAsia="Times New Roman" w:hAnsi="Times New Roman" w:cs="Times New Roman"/>
+          <w:sz w:val="24"/>
+          <w:szCs w:val="24"/>
+        </w:rPr>
+        <w:t>│   ├── isAdmin.js</w:t>
+      </w:r>
+    </w:p>
+    <w:p>
+      <w:pPr>
+        <w:bidi w:val="0"/>
+        <w:spacing w:before="100" w:beforeAutospacing="1" w:after="100" w:afterAutospacing="1" w:line="240" w:lineRule="auto"/>
+        <w:rPr>
+          <w:rFonts w:ascii="Times New Roman" w:eastAsia="Times New Roman" w:hAnsi="Times New Roman" w:cs="Times New Roman"/>
+          <w:sz w:val="24"/>
+          <w:szCs w:val="24"/>
+        </w:rPr>
+      </w:pPr>
+      <w:r>
+        <w:rPr>
+          <w:rFonts w:ascii="Times New Roman" w:eastAsia="Times New Roman" w:hAnsi="Times New Roman" w:cs="Times New Roman"/>
+          <w:sz w:val="24"/>
+          <w:szCs w:val="24"/>
+        </w:rPr>
+        <w:t>│   ├── isLoggedIn.js</w:t>
+      </w:r>
+    </w:p>
+    <w:p>
+      <w:pPr>
+        <w:bidi w:val="0"/>
+        <w:spacing w:before="100" w:beforeAutospacing="1" w:after="100" w:afterAutospacing="1" w:line="240" w:lineRule="auto"/>
+        <w:rPr>
+          <w:rFonts w:ascii="Times New Roman" w:eastAsia="Times New Roman" w:hAnsi="Times New Roman" w:cs="Times New Roman"/>
+          <w:sz w:val="24"/>
+          <w:szCs w:val="24"/>
+        </w:rPr>
+      </w:pPr>
+      <w:r>
+        <w:rPr>
+          <w:rFonts w:ascii="Times New Roman" w:eastAsia="Times New Roman" w:hAnsi="Times New Roman" w:cs="Times New Roman"/>
+          <w:sz w:val="24"/>
+          <w:szCs w:val="24"/>
+        </w:rPr>
+        <w:t>│   ├── multer.js           # File upload handling</w:t>
+      </w:r>
+    </w:p>
+    <w:p>
+      <w:pPr>
+        <w:bidi w:val="0"/>
+        <w:spacing w:before="100" w:beforeAutospacing="1" w:after="100" w:afterAutospacing="1" w:line="240" w:lineRule="auto"/>
+        <w:rPr>
+          <w:rFonts w:ascii="Times New Roman" w:eastAsia="Times New Roman" w:hAnsi="Times New Roman" w:cs="Times New Roman"/>
+          <w:sz w:val="24"/>
+          <w:szCs w:val="24"/>
+        </w:rPr>
+      </w:pPr>
+      <w:r>
+        <w:rPr>
+          <w:rFonts w:ascii="Times New Roman" w:eastAsia="Times New Roman" w:hAnsi="Times New Roman" w:cs="Times New Roman"/>
+          <w:sz w:val="24"/>
+          <w:szCs w:val="24"/>
+        </w:rPr>
+        <w:t>│   └── validataion.js</w:t>
+      </w:r>
+    </w:p>
+    <w:p>
+      <w:pPr>
+        <w:bidi w:val="0"/>
+        <w:spacing w:before="100" w:beforeAutospacing="1" w:after="100" w:afterAutospacing="1" w:line="240" w:lineRule="auto"/>
+        <w:rPr>
+          <w:rFonts w:ascii="Times New Roman" w:eastAsia="Times New Roman" w:hAnsi="Times New Roman" w:cs="Times New Roman"/>
+          <w:sz w:val="24"/>
+          <w:szCs w:val="24"/>
+        </w:rPr>
+      </w:pPr>
+      <w:r>
+        <w:rPr>
+          <w:rFonts w:ascii="Times New Roman" w:eastAsia="Times New Roman" w:hAnsi="Times New Roman" w:cs="Times New Roman"/>
+          <w:sz w:val="24"/>
+          <w:szCs w:val="24"/>
+        </w:rPr>
+        <w:t xml:space="preserve">├── </w:t>
+      </w:r>
+      <w:proofErr w:type="gramStart"/>
+      <w:r>
+        <w:rPr>
+          <w:rFonts w:ascii="Times New Roman" w:eastAsia="Times New Roman" w:hAnsi="Times New Roman" w:cs="Times New Roman"/>
+          <w:sz w:val="24"/>
+          <w:szCs w:val="24"/>
+        </w:rPr>
+        <w:t>models</w:t>
+      </w:r>
+      <w:proofErr w:type="gramEnd"/>
+      <w:r>
+        <w:rPr>
+          <w:rFonts w:ascii="Times New Roman" w:eastAsia="Times New Roman" w:hAnsi="Times New Roman" w:cs="Times New Roman"/>
+          <w:sz w:val="24"/>
+          <w:szCs w:val="24"/>
+        </w:rPr>
+        <w:t>/                 # Data schemas (Database interaction)</w:t>
+      </w:r>
+    </w:p>
+    <w:p>
+      <w:pPr>
+        <w:bidi w:val="0"/>
+        <w:spacing w:before="100" w:beforeAutospacing="1" w:after="100" w:afterAutospacing="1" w:line="240" w:lineRule="auto"/>
+        <w:rPr>
+          <w:rFonts w:ascii="Times New Roman" w:eastAsia="Times New Roman" w:hAnsi="Times New Roman" w:cs="Times New Roman"/>
+          <w:sz w:val="24"/>
+          <w:szCs w:val="24"/>
+        </w:rPr>
+      </w:pPr>
+      <w:r>
+        <w:rPr>
+          <w:rFonts w:ascii="Times New Roman" w:eastAsia="Times New Roman" w:hAnsi="Times New Roman" w:cs="Times New Roman"/>
+          <w:sz w:val="24"/>
+          <w:szCs w:val="24"/>
+        </w:rPr>
+        <w:t>│   ├── Category.js</w:t>
+      </w:r>
+    </w:p>
+    <w:p>
+      <w:pPr>
+        <w:bidi w:val="0"/>
+        <w:spacing w:before="100" w:beforeAutospacing="1" w:after="100" w:afterAutospacing="1" w:line="240" w:lineRule="auto"/>
+        <w:rPr>
+          <w:rFonts w:ascii="Times New Roman" w:eastAsia="Times New Roman" w:hAnsi="Times New Roman" w:cs="Times New Roman"/>
+          <w:sz w:val="24"/>
+          <w:szCs w:val="24"/>
+        </w:rPr>
+      </w:pPr>
+      <w:r>
+        <w:rPr>
+          <w:rFonts w:ascii="Times New Roman" w:eastAsia="Times New Roman" w:hAnsi="Times New Roman" w:cs="Times New Roman"/>
+          <w:sz w:val="24"/>
+          <w:szCs w:val="24"/>
+        </w:rPr>
+        <w:t>│   ├── Comments.js</w:t>
+      </w:r>
+    </w:p>
+    <w:p>
+      <w:pPr>
+        <w:bidi w:val="0"/>
+        <w:spacing w:before="100" w:beforeAutospacing="1" w:after="100" w:afterAutospacing="1" w:line="240" w:lineRule="auto"/>
+        <w:rPr>
+          <w:rFonts w:ascii="Times New Roman" w:eastAsia="Times New Roman" w:hAnsi="Times New Roman" w:cs="Times New Roman"/>
+          <w:sz w:val="24"/>
+          <w:szCs w:val="24"/>
+        </w:rPr>
+      </w:pPr>
+      <w:r>
+        <w:rPr>
+          <w:rFonts w:ascii="Times New Roman" w:eastAsia="Times New Roman" w:hAnsi="Times New Roman" w:cs="Times New Roman"/>
+          <w:sz w:val="24"/>
+          <w:szCs w:val="24"/>
+        </w:rPr>
+        <w:t>│   ├── News.js</w:t>
+      </w:r>
+    </w:p>
+    <w:p>
+      <w:pPr>
+        <w:bidi w:val="0"/>
+        <w:spacing w:before="100" w:beforeAutospacing="1" w:after="100" w:afterAutospacing="1" w:line="240" w:lineRule="auto"/>
+        <w:rPr>
+          <w:rFonts w:ascii="Times New Roman" w:eastAsia="Times New Roman" w:hAnsi="Times New Roman" w:cs="Times New Roman"/>
+          <w:sz w:val="24"/>
+          <w:szCs w:val="24"/>
+        </w:rPr>
+      </w:pPr>
+      <w:r>
+        <w:rPr>
+          <w:rFonts w:ascii="Times New Roman" w:eastAsia="Times New Roman" w:hAnsi="Times New Roman" w:cs="Times New Roman"/>
+          <w:sz w:val="24"/>
+          <w:szCs w:val="24"/>
+        </w:rPr>
+        <w:t>│   ├── Setting.js</w:t>
+      </w:r>
+    </w:p>
+    <w:p>
+      <w:pPr>
+        <w:bidi w:val="0"/>
+        <w:spacing w:before="100" w:beforeAutospacing="1" w:after="100" w:afterAutospacing="1" w:line="240" w:lineRule="auto"/>
+        <w:rPr>
+          <w:rFonts w:ascii="Times New Roman" w:eastAsia="Times New Roman" w:hAnsi="Times New Roman" w:cs="Times New Roman"/>
+          <w:sz w:val="24"/>
+          <w:szCs w:val="24"/>
+        </w:rPr>
+      </w:pPr>
+      <w:r>
+        <w:rPr>
+          <w:rFonts w:ascii="Times New Roman" w:eastAsia="Times New Roman" w:hAnsi="Times New Roman" w:cs="Times New Roman"/>
+          <w:sz w:val="24"/>
+          <w:szCs w:val="24"/>
+        </w:rPr>
+        <w:t>│   └── User.js</w:t>
+      </w:r>
+    </w:p>
+    <w:p>
+      <w:pPr>
+        <w:bidi w:val="0"/>
+        <w:spacing w:before="100" w:beforeAutospacing="1" w:after="100" w:afterAutospacing="1" w:line="240" w:lineRule="auto"/>
+        <w:rPr>
+          <w:rFonts w:ascii="Times New Roman" w:eastAsia="Times New Roman" w:hAnsi="Times New Roman" w:cs="Times New Roman"/>
+          <w:sz w:val="24"/>
+          <w:szCs w:val="24"/>
+        </w:rPr>
+      </w:pPr>
+      <w:r>
+        <w:rPr>
+          <w:rFonts w:ascii="Times New Roman" w:eastAsia="Times New Roman" w:hAnsi="Times New Roman" w:cs="Times New Roman"/>
+          <w:sz w:val="24"/>
+          <w:szCs w:val="24"/>
+        </w:rPr>
+        <w:t xml:space="preserve">├── </w:t>
+      </w:r>
+      <w:proofErr w:type="gramStart"/>
+      <w:r>
+        <w:rPr>
+          <w:rFonts w:ascii="Times New Roman" w:eastAsia="Times New Roman" w:hAnsi="Times New Roman" w:cs="Times New Roman"/>
+          <w:sz w:val="24"/>
+          <w:szCs w:val="24"/>
+        </w:rPr>
+        <w:t>public</w:t>
+      </w:r>
+      <w:proofErr w:type="gramEnd"/>
+      <w:r>
+        <w:rPr>
+          <w:rFonts w:ascii="Times New Roman" w:eastAsia="Times New Roman" w:hAnsi="Times New Roman" w:cs="Times New Roman"/>
+          <w:sz w:val="24"/>
+          <w:szCs w:val="24"/>
+        </w:rPr>
+        <w:t>/                 # Static assets (UI resources)</w:t>
+      </w:r>
+    </w:p>
+    <w:p>
+      <w:pPr>
+        <w:bidi w:val="0"/>
+        <w:spacing w:before="100" w:beforeAutospacing="1" w:after="100" w:afterAutospacing="1" w:line="240" w:lineRule="auto"/>
+        <w:rPr>
+          <w:rFonts w:ascii="Times New Roman" w:eastAsia="Times New Roman" w:hAnsi="Times New Roman" w:cs="Times New Roman"/>
+          <w:sz w:val="24"/>
+          <w:szCs w:val="24"/>
+        </w:rPr>
+      </w:pPr>
+      <w:r>
+        <w:rPr>
+          <w:rFonts w:ascii="Times New Roman" w:eastAsia="Times New Roman" w:hAnsi="Times New Roman" w:cs="Times New Roman"/>
+          <w:sz w:val="24"/>
+          <w:szCs w:val="24"/>
+        </w:rPr>
+        <w:t xml:space="preserve">│   ├── </w:t>
+      </w:r>
+      <w:proofErr w:type="spellStart"/>
+      <w:r>
+        <w:rPr>
+          <w:rFonts w:ascii="Times New Roman" w:eastAsia="Times New Roman" w:hAnsi="Times New Roman" w:cs="Times New Roman"/>
+          <w:sz w:val="24"/>
+          <w:szCs w:val="24"/>
+        </w:rPr>
+        <w:t>css</w:t>
+      </w:r>
+      <w:proofErr w:type="spellEnd"/>
+      <w:r>
+        <w:rPr>
+          <w:rFonts w:ascii="Times New Roman" w:eastAsia="Times New Roman" w:hAnsi="Times New Roman" w:cs="Times New Roman"/>
+          <w:sz w:val="24"/>
+          <w:szCs w:val="24"/>
+        </w:rPr>
+        <w:t>/</w:t>
+      </w:r>
+    </w:p>
+    <w:p>
+      <w:pPr>
+        <w:bidi w:val="0"/>
+        <w:spacing w:before="100" w:beforeAutospacing="1" w:after="100" w:afterAutospacing="1" w:line="240" w:lineRule="auto"/>
+        <w:rPr>
+          <w:rFonts w:ascii="Times New Roman" w:eastAsia="Times New Roman" w:hAnsi="Times New Roman" w:cs="Times New Roman"/>
+          <w:sz w:val="24"/>
+          <w:szCs w:val="24"/>
+        </w:rPr>
+      </w:pPr>
+      <w:r>
+        <w:rPr>
+          <w:rFonts w:ascii="Times New Roman" w:eastAsia="Times New Roman" w:hAnsi="Times New Roman" w:cs="Times New Roman"/>
+          <w:sz w:val="24"/>
+          <w:szCs w:val="24"/>
+        </w:rPr>
+        <w:lastRenderedPageBreak/>
+        <w:t>│   ├── fonts/</w:t>
+      </w:r>
+    </w:p>
+    <w:p>
+      <w:pPr>
+        <w:bidi w:val="0"/>
+        <w:spacing w:before="100" w:beforeAutospacing="1" w:after="100" w:afterAutospacing="1" w:line="240" w:lineRule="auto"/>
+        <w:rPr>
+          <w:rFonts w:ascii="Times New Roman" w:eastAsia="Times New Roman" w:hAnsi="Times New Roman" w:cs="Times New Roman"/>
+          <w:sz w:val="24"/>
+          <w:szCs w:val="24"/>
+        </w:rPr>
+      </w:pPr>
+      <w:r>
+        <w:rPr>
+          <w:rFonts w:ascii="Times New Roman" w:eastAsia="Times New Roman" w:hAnsi="Times New Roman" w:cs="Times New Roman"/>
+          <w:sz w:val="24"/>
+          <w:szCs w:val="24"/>
+        </w:rPr>
+        <w:t>│   ├── images/</w:t>
+      </w:r>
+    </w:p>
+    <w:p>
+      <w:pPr>
+        <w:bidi w:val="0"/>
+        <w:spacing w:before="100" w:beforeAutospacing="1" w:after="100" w:afterAutospacing="1" w:line="240" w:lineRule="auto"/>
+        <w:rPr>
+          <w:rFonts w:ascii="Times New Roman" w:eastAsia="Times New Roman" w:hAnsi="Times New Roman" w:cs="Times New Roman"/>
+          <w:sz w:val="24"/>
+          <w:szCs w:val="24"/>
+        </w:rPr>
+      </w:pPr>
+      <w:r>
+        <w:rPr>
+          <w:rFonts w:ascii="Times New Roman" w:eastAsia="Times New Roman" w:hAnsi="Times New Roman" w:cs="Times New Roman"/>
+          <w:sz w:val="24"/>
+          <w:szCs w:val="24"/>
+        </w:rPr>
+        <w:t xml:space="preserve">│   ├── </w:t>
+      </w:r>
+      <w:proofErr w:type="spellStart"/>
+      <w:r>
+        <w:rPr>
+          <w:rFonts w:ascii="Times New Roman" w:eastAsia="Times New Roman" w:hAnsi="Times New Roman" w:cs="Times New Roman"/>
+          <w:sz w:val="24"/>
+          <w:szCs w:val="24"/>
+        </w:rPr>
+        <w:t>js</w:t>
+      </w:r>
+      <w:proofErr w:type="spellEnd"/>
+      <w:r>
+        <w:rPr>
+          <w:rFonts w:ascii="Times New Roman" w:eastAsia="Times New Roman" w:hAnsi="Times New Roman" w:cs="Times New Roman"/>
+          <w:sz w:val="24"/>
+          <w:szCs w:val="24"/>
+        </w:rPr>
+        <w:t>/</w:t>
+      </w:r>
+    </w:p>
+    <w:p>
+      <w:pPr>
+        <w:bidi w:val="0"/>
+        <w:spacing w:before="100" w:beforeAutospacing="1" w:after="100" w:afterAutospacing="1" w:line="240" w:lineRule="auto"/>
+        <w:rPr>
+          <w:rFonts w:ascii="Times New Roman" w:eastAsia="Times New Roman" w:hAnsi="Times New Roman" w:cs="Times New Roman"/>
+          <w:sz w:val="24"/>
+          <w:szCs w:val="24"/>
+        </w:rPr>
+      </w:pPr>
+      <w:r>
+        <w:rPr>
+          <w:rFonts w:ascii="Times New Roman" w:eastAsia="Times New Roman" w:hAnsi="Times New Roman" w:cs="Times New Roman"/>
+          <w:sz w:val="24"/>
+          <w:szCs w:val="24"/>
+        </w:rPr>
+        <w:t>│   └── uploads/</w:t>
+      </w:r>
+    </w:p>
+    <w:p>
+      <w:pPr>
+        <w:bidi w:val="0"/>
+        <w:spacing w:before="100" w:beforeAutospacing="1" w:after="100" w:afterAutospacing="1" w:line="240" w:lineRule="auto"/>
+        <w:rPr>
+          <w:rFonts w:ascii="Times New Roman" w:eastAsia="Times New Roman" w:hAnsi="Times New Roman" w:cs="Times New Roman"/>
+          <w:sz w:val="24"/>
+          <w:szCs w:val="24"/>
+        </w:rPr>
+      </w:pPr>
+      <w:r>
+        <w:rPr>
+          <w:rFonts w:ascii="Times New Roman" w:eastAsia="Times New Roman" w:hAnsi="Times New Roman" w:cs="Times New Roman"/>
+          <w:sz w:val="24"/>
+          <w:szCs w:val="24"/>
+        </w:rPr>
+        <w:t xml:space="preserve">├── </w:t>
+      </w:r>
+      <w:proofErr w:type="gramStart"/>
+      <w:r>
+        <w:rPr>
+          <w:rFonts w:ascii="Times New Roman" w:eastAsia="Times New Roman" w:hAnsi="Times New Roman" w:cs="Times New Roman"/>
+          <w:sz w:val="24"/>
+          <w:szCs w:val="24"/>
+        </w:rPr>
+        <w:t>routes</w:t>
+      </w:r>
+      <w:proofErr w:type="gramEnd"/>
+      <w:r>
+        <w:rPr>
+          <w:rFonts w:ascii="Times New Roman" w:eastAsia="Times New Roman" w:hAnsi="Times New Roman" w:cs="Times New Roman"/>
+          <w:sz w:val="24"/>
+          <w:szCs w:val="24"/>
+        </w:rPr>
+        <w:t>/                 # Route definitions</w:t>
+      </w:r>
+    </w:p>
+    <w:p>
+      <w:pPr>
+        <w:bidi w:val="0"/>
+        <w:spacing w:before="100" w:beforeAutospacing="1" w:after="100" w:afterAutospacing="1" w:line="240" w:lineRule="auto"/>
+        <w:rPr>
+          <w:rFonts w:ascii="Times New Roman" w:eastAsia="Times New Roman" w:hAnsi="Times New Roman" w:cs="Times New Roman"/>
+          <w:sz w:val="24"/>
+          <w:szCs w:val="24"/>
+        </w:rPr>
+      </w:pPr>
+      <w:r>
+        <w:rPr>
+          <w:rFonts w:ascii="Times New Roman" w:eastAsia="Times New Roman" w:hAnsi="Times New Roman" w:cs="Times New Roman"/>
+          <w:sz w:val="24"/>
+          <w:szCs w:val="24"/>
+        </w:rPr>
+        <w:t>│   ├── admin.js</w:t>
+      </w:r>
+    </w:p>
+    <w:p>
+      <w:pPr>
+        <w:bidi w:val="0"/>
+        <w:spacing w:before="100" w:beforeAutospacing="1" w:after="100" w:afterAutospacing="1" w:line="240" w:lineRule="auto"/>
+        <w:rPr>
+          <w:rFonts w:ascii="Times New Roman" w:eastAsia="Times New Roman" w:hAnsi="Times New Roman" w:cs="Times New Roman"/>
+          <w:sz w:val="24"/>
+          <w:szCs w:val="24"/>
+        </w:rPr>
+      </w:pPr>
+      <w:r>
+        <w:rPr>
+          <w:rFonts w:ascii="Times New Roman" w:eastAsia="Times New Roman" w:hAnsi="Times New Roman" w:cs="Times New Roman"/>
+          <w:sz w:val="24"/>
+          <w:szCs w:val="24"/>
+        </w:rPr>
+        <w:t>│   └── frontend.js</w:t>
+      </w:r>
+    </w:p>
+    <w:p>
+      <w:pPr>
+        <w:bidi w:val="0"/>
+        <w:spacing w:before="100" w:beforeAutospacing="1" w:after="100" w:afterAutospacing="1" w:line="240" w:lineRule="auto"/>
+        <w:rPr>
+          <w:rFonts w:ascii="Times New Roman" w:eastAsia="Times New Roman" w:hAnsi="Times New Roman" w:cs="Times New Roman"/>
+          <w:sz w:val="24"/>
+          <w:szCs w:val="24"/>
+        </w:rPr>
+      </w:pPr>
+      <w:r>
+        <w:rPr>
+          <w:rFonts w:ascii="Times New Roman" w:eastAsia="Times New Roman" w:hAnsi="Times New Roman" w:cs="Times New Roman"/>
+          <w:sz w:val="24"/>
+          <w:szCs w:val="24"/>
+        </w:rPr>
+        <w:t xml:space="preserve">├── </w:t>
+      </w:r>
+      <w:proofErr w:type="spellStart"/>
+      <w:proofErr w:type="gramStart"/>
+      <w:r>
+        <w:rPr>
+          <w:rFonts w:ascii="Times New Roman" w:eastAsia="Times New Roman" w:hAnsi="Times New Roman" w:cs="Times New Roman"/>
+          <w:sz w:val="24"/>
+          <w:szCs w:val="24"/>
+        </w:rPr>
+        <w:t>utils</w:t>
+      </w:r>
+      <w:proofErr w:type="spellEnd"/>
+      <w:proofErr w:type="gramEnd"/>
+      <w:r>
+        <w:rPr>
+          <w:rFonts w:ascii="Times New Roman" w:eastAsia="Times New Roman" w:hAnsi="Times New Roman" w:cs="Times New Roman"/>
+          <w:sz w:val="24"/>
+          <w:szCs w:val="24"/>
+        </w:rPr>
+        <w:t>/                  # Helper functions</w:t>
+      </w:r>
+    </w:p>
+    <w:p>
+      <w:pPr>
+        <w:bidi w:val="0"/>
+        <w:spacing w:before="100" w:beforeAutospacing="1" w:after="100" w:afterAutospacing="1" w:line="240" w:lineRule="auto"/>
+        <w:rPr>
+          <w:rFonts w:ascii="Times New Roman" w:eastAsia="Times New Roman" w:hAnsi="Times New Roman" w:cs="Times New Roman"/>
+          <w:sz w:val="24"/>
+          <w:szCs w:val="24"/>
+        </w:rPr>
+      </w:pPr>
+      <w:r>
+        <w:rPr>
+          <w:rFonts w:ascii="Times New Roman" w:eastAsia="Times New Roman" w:hAnsi="Times New Roman" w:cs="Times New Roman"/>
+          <w:sz w:val="24"/>
+          <w:szCs w:val="24"/>
+        </w:rPr>
+        <w:t>│   ├── error-message.js</w:t>
+      </w:r>
+    </w:p>
+    <w:p>
+      <w:pPr>
+        <w:bidi w:val="0"/>
+        <w:spacing w:before="100" w:beforeAutospacing="1" w:after="100" w:afterAutospacing="1" w:line="240" w:lineRule="auto"/>
+        <w:rPr>
+          <w:rFonts w:ascii="Times New Roman" w:eastAsia="Times New Roman" w:hAnsi="Times New Roman" w:cs="Times New Roman"/>
+          <w:sz w:val="24"/>
+          <w:szCs w:val="24"/>
+        </w:rPr>
+      </w:pPr>
+      <w:r>
+        <w:rPr>
+          <w:rFonts w:ascii="Times New Roman" w:eastAsia="Times New Roman" w:hAnsi="Times New Roman" w:cs="Times New Roman"/>
+          <w:sz w:val="24"/>
+          <w:szCs w:val="24"/>
+        </w:rPr>
+        <w:t>│   └── paginate.js</w:t>
+      </w:r>
+    </w:p>
+    <w:p>
+      <w:pPr>
+        <w:bidi w:val="0"/>
+        <w:spacing w:before="100" w:beforeAutospacing="1" w:after="100" w:afterAutospacing="1" w:line="240" w:lineRule="auto"/>
+        <w:rPr>
+          <w:rFonts w:ascii="Times New Roman" w:eastAsia="Times New Roman" w:hAnsi="Times New Roman" w:cs="Times New Roman"/>
+          <w:sz w:val="24"/>
+          <w:szCs w:val="24"/>
+        </w:rPr>
+      </w:pPr>
+      <w:r>
+        <w:rPr>
+          <w:rFonts w:ascii="Times New Roman" w:eastAsia="Times New Roman" w:hAnsi="Times New Roman" w:cs="Times New Roman"/>
+          <w:sz w:val="24"/>
+          <w:szCs w:val="24"/>
+        </w:rPr>
+        <w:t xml:space="preserve">└── </w:t>
+      </w:r>
+      <w:proofErr w:type="gramStart"/>
+      <w:r>
+        <w:rPr>
+          <w:rFonts w:ascii="Times New Roman" w:eastAsia="Times New Roman" w:hAnsi="Times New Roman" w:cs="Times New Roman"/>
+          <w:sz w:val="24"/>
+          <w:szCs w:val="24"/>
+        </w:rPr>
+        <w:t>views</w:t>
+      </w:r>
+      <w:proofErr w:type="gramEnd"/>
+      <w:r>
+        <w:rPr>
+          <w:rFonts w:ascii="Times New Roman" w:eastAsia="Times New Roman" w:hAnsi="Times New Roman" w:cs="Times New Roman"/>
+          <w:sz w:val="24"/>
+          <w:szCs w:val="24"/>
+        </w:rPr>
+        <w:t>/                  # UI Templates (EJS)</w:t>
+      </w:r>
+    </w:p>
+    <w:p>
+      <w:pPr>
+        <w:bidi w:val="0"/>
+        <w:spacing w:before="100" w:beforeAutospacing="1" w:after="100" w:afterAutospacing="1" w:line="240" w:lineRule="auto"/>
+        <w:rPr>
+          <w:rFonts w:ascii="Times New Roman" w:eastAsia="Times New Roman" w:hAnsi="Times New Roman" w:cs="Times New Roman"/>
+          <w:sz w:val="24"/>
+          <w:szCs w:val="24"/>
+        </w:rPr>
+      </w:pPr>
+      <w:r>
+        <w:rPr>
+          <w:rFonts w:ascii="Times New Roman" w:eastAsia="Times New Roman" w:hAnsi="Times New Roman" w:cs="Times New Roman"/>
+          <w:sz w:val="24"/>
+          <w:szCs w:val="24"/>
+        </w:rPr>
+        <w:t xml:space="preserve">    ├── 404.ejs</w:t>
+      </w:r>
+    </w:p>
+    <w:p>
+      <w:pPr>
+        <w:bidi w:val="0"/>
+        <w:spacing w:before="100" w:beforeAutospacing="1" w:after="100" w:afterAutospacing="1" w:line="240" w:lineRule="auto"/>
+        <w:rPr>
+          <w:rFonts w:ascii="Times New Roman" w:eastAsia="Times New Roman" w:hAnsi="Times New Roman" w:cs="Times New Roman"/>
+          <w:sz w:val="24"/>
+          <w:szCs w:val="24"/>
+        </w:rPr>
+      </w:pPr>
+      <w:r>
+        <w:rPr>
+          <w:rFonts w:ascii="Times New Roman" w:eastAsia="Times New Roman" w:hAnsi="Times New Roman" w:cs="Times New Roman"/>
+          <w:sz w:val="24"/>
+          <w:szCs w:val="24"/>
+        </w:rPr>
+        <w:t xml:space="preserve">    ├── </w:t>
+      </w:r>
+      <w:proofErr w:type="spellStart"/>
+      <w:r>
+        <w:rPr>
+          <w:rFonts w:ascii="Times New Roman" w:eastAsia="Times New Roman" w:hAnsi="Times New Roman" w:cs="Times New Roman"/>
+          <w:sz w:val="24"/>
+          <w:szCs w:val="24"/>
+        </w:rPr>
+        <w:t>author.ejs</w:t>
+      </w:r>
+      <w:proofErr w:type="spellEnd"/>
+    </w:p>
+    <w:p>
+      <w:pPr>
+        <w:bidi w:val="0"/>
+        <w:spacing w:before="100" w:beforeAutospacing="1" w:after="100" w:afterAutospacing="1" w:line="240" w:lineRule="auto"/>
+        <w:rPr>
+          <w:rFonts w:ascii="Times New Roman" w:eastAsia="Times New Roman" w:hAnsi="Times New Roman" w:cs="Times New Roman"/>
+          <w:sz w:val="24"/>
+          <w:szCs w:val="24"/>
+        </w:rPr>
+      </w:pPr>
+      <w:r>
+        <w:rPr>
+          <w:rFonts w:ascii="Times New Roman" w:eastAsia="Times New Roman" w:hAnsi="Times New Roman" w:cs="Times New Roman"/>
+          <w:sz w:val="24"/>
+          <w:szCs w:val="24"/>
+        </w:rPr>
+        <w:t xml:space="preserve">    ├── </w:t>
+      </w:r>
+      <w:proofErr w:type="spellStart"/>
+      <w:r>
+        <w:rPr>
+          <w:rFonts w:ascii="Times New Roman" w:eastAsia="Times New Roman" w:hAnsi="Times New Roman" w:cs="Times New Roman"/>
+          <w:sz w:val="24"/>
+          <w:szCs w:val="24"/>
+        </w:rPr>
+        <w:t>category.ejs</w:t>
+      </w:r>
+      <w:proofErr w:type="spellEnd"/>
+    </w:p>
+    <w:p>
+      <w:pPr>
+        <w:bidi w:val="0"/>
+        <w:spacing w:before="100" w:beforeAutospacing="1" w:after="100" w:afterAutospacing="1" w:line="240" w:lineRule="auto"/>
+        <w:rPr>
+          <w:rFonts w:ascii="Times New Roman" w:eastAsia="Times New Roman" w:hAnsi="Times New Roman" w:cs="Times New Roman"/>
+          <w:sz w:val="24"/>
+          <w:szCs w:val="24"/>
+        </w:rPr>
+      </w:pPr>
+      <w:r>
+        <w:rPr>
+          <w:rFonts w:ascii="Times New Roman" w:eastAsia="Times New Roman" w:hAnsi="Times New Roman" w:cs="Times New Roman"/>
+          <w:sz w:val="24"/>
+          <w:szCs w:val="24"/>
+        </w:rPr>
+        <w:t xml:space="preserve">    ├── </w:t>
+      </w:r>
+      <w:proofErr w:type="spellStart"/>
+      <w:r>
+        <w:rPr>
+          <w:rFonts w:ascii="Times New Roman" w:eastAsia="Times New Roman" w:hAnsi="Times New Roman" w:cs="Times New Roman"/>
+          <w:sz w:val="24"/>
+          <w:szCs w:val="24"/>
+        </w:rPr>
+        <w:t>index.ejs</w:t>
+      </w:r>
+      <w:proofErr w:type="spellEnd"/>
+    </w:p>
+    <w:p>
+      <w:pPr>
+        <w:bidi w:val="0"/>
+        <w:spacing w:before="100" w:beforeAutospacing="1" w:after="100" w:afterAutospacing="1" w:line="240" w:lineRule="auto"/>
+        <w:rPr>
+          <w:rFonts w:ascii="Times New Roman" w:eastAsia="Times New Roman" w:hAnsi="Times New Roman" w:cs="Times New Roman"/>
+          <w:sz w:val="24"/>
+          <w:szCs w:val="24"/>
+        </w:rPr>
+      </w:pPr>
+      <w:r>
+        <w:rPr>
+          <w:rFonts w:ascii="Times New Roman" w:eastAsia="Times New Roman" w:hAnsi="Times New Roman" w:cs="Times New Roman"/>
+          <w:sz w:val="24"/>
+          <w:szCs w:val="24"/>
+        </w:rPr>
+        <w:t xml:space="preserve">    ├── </w:t>
+      </w:r>
+      <w:proofErr w:type="spellStart"/>
+      <w:r>
+        <w:rPr>
+          <w:rFonts w:ascii="Times New Roman" w:eastAsia="Times New Roman" w:hAnsi="Times New Roman" w:cs="Times New Roman"/>
+          <w:sz w:val="24"/>
+          <w:szCs w:val="24"/>
+        </w:rPr>
+        <w:t>layout.ejs</w:t>
+      </w:r>
+      <w:proofErr w:type="spellEnd"/>
+      <w:r>
+        <w:rPr>
+          <w:rFonts w:ascii="Times New Roman" w:eastAsia="Times New Roman" w:hAnsi="Times New Roman" w:cs="Times New Roman"/>
+          <w:sz w:val="24"/>
+          <w:szCs w:val="24"/>
+        </w:rPr>
+        <w:t xml:space="preserve">          # Main frontend template</w:t>
+      </w:r>
+    </w:p>
+    <w:p>
+      <w:pPr>
+        <w:bidi w:val="0"/>
+        <w:spacing w:before="100" w:beforeAutospacing="1" w:after="100" w:afterAutospacing="1" w:line="240" w:lineRule="auto"/>
+        <w:rPr>
+          <w:rFonts w:ascii="Times New Roman" w:eastAsia="Times New Roman" w:hAnsi="Times New Roman" w:cs="Times New Roman"/>
+          <w:sz w:val="24"/>
+          <w:szCs w:val="24"/>
+        </w:rPr>
+      </w:pPr>
+      <w:r>
+        <w:rPr>
+          <w:rFonts w:ascii="Times New Roman" w:eastAsia="Times New Roman" w:hAnsi="Times New Roman" w:cs="Times New Roman"/>
+          <w:sz w:val="24"/>
+          <w:szCs w:val="24"/>
+        </w:rPr>
+        <w:t xml:space="preserve">    ├── </w:t>
+      </w:r>
+      <w:proofErr w:type="spellStart"/>
+      <w:r>
+        <w:rPr>
+          <w:rFonts w:ascii="Times New Roman" w:eastAsia="Times New Roman" w:hAnsi="Times New Roman" w:cs="Times New Roman"/>
+          <w:sz w:val="24"/>
+          <w:szCs w:val="24"/>
+        </w:rPr>
+        <w:t>search.ejs</w:t>
+      </w:r>
+      <w:proofErr w:type="spellEnd"/>
+    </w:p>
+    <w:p>
+      <w:pPr>
+        <w:bidi w:val="0"/>
+        <w:spacing w:before="100" w:beforeAutospacing="1" w:after="100" w:afterAutospacing="1" w:line="240" w:lineRule="auto"/>
+        <w:rPr>
+          <w:rFonts w:ascii="Times New Roman" w:eastAsia="Times New Roman" w:hAnsi="Times New Roman" w:cs="Times New Roman"/>
+          <w:sz w:val="24"/>
+          <w:szCs w:val="24"/>
+        </w:rPr>
+      </w:pPr>
+      <w:r>
+        <w:rPr>
+          <w:rFonts w:ascii="Times New Roman" w:eastAsia="Times New Roman" w:hAnsi="Times New Roman" w:cs="Times New Roman"/>
+          <w:sz w:val="24"/>
+          <w:szCs w:val="24"/>
+        </w:rPr>
+        <w:t xml:space="preserve">    ├── </w:t>
+      </w:r>
+      <w:proofErr w:type="spellStart"/>
+      <w:r>
+        <w:rPr>
+          <w:rFonts w:ascii="Times New Roman" w:eastAsia="Times New Roman" w:hAnsi="Times New Roman" w:cs="Times New Roman"/>
+          <w:sz w:val="24"/>
+          <w:szCs w:val="24"/>
+        </w:rPr>
+        <w:t>single.ejs</w:t>
+      </w:r>
+      <w:proofErr w:type="spellEnd"/>
+    </w:p>
+    <w:p>
+      <w:pPr>
+        <w:bidi w:val="0"/>
+        <w:spacing w:before="100" w:beforeAutospacing="1" w:after="100" w:afterAutospacing="1" w:line="240" w:lineRule="auto"/>
+        <w:rPr>
+          <w:rFonts w:ascii="Times New Roman" w:eastAsia="Times New Roman" w:hAnsi="Times New Roman" w:cs="Times New Roman"/>
+          <w:sz w:val="24"/>
+          <w:szCs w:val="24"/>
+        </w:rPr>
+      </w:pPr>
+      <w:r>
+        <w:rPr>
+          <w:rFonts w:ascii="Times New Roman" w:eastAsia="Times New Roman" w:hAnsi="Times New Roman" w:cs="Times New Roman"/>
+          <w:sz w:val="24"/>
+          <w:szCs w:val="24"/>
+        </w:rPr>
+        <w:t xml:space="preserve">    ├── </w:t>
+      </w:r>
+      <w:proofErr w:type="gramStart"/>
+      <w:r>
+        <w:rPr>
+          <w:rFonts w:ascii="Times New Roman" w:eastAsia="Times New Roman" w:hAnsi="Times New Roman" w:cs="Times New Roman"/>
+          <w:sz w:val="24"/>
+          <w:szCs w:val="24"/>
+        </w:rPr>
+        <w:t>admin</w:t>
+      </w:r>
+      <w:proofErr w:type="gramEnd"/>
+      <w:r>
+        <w:rPr>
+          <w:rFonts w:ascii="Times New Roman" w:eastAsia="Times New Roman" w:hAnsi="Times New Roman" w:cs="Times New Roman"/>
+          <w:sz w:val="24"/>
+          <w:szCs w:val="24"/>
+        </w:rPr>
+        <w:t>/              # Admin dashboard views</w:t>
+      </w:r>
+    </w:p>
+    <w:p>
+      <w:pPr>
+        <w:bidi w:val="0"/>
+        <w:spacing w:before="100" w:beforeAutospacing="1" w:after="100" w:afterAutospacing="1" w:line="240" w:lineRule="auto"/>
+        <w:rPr>
+          <w:rFonts w:ascii="Times New Roman" w:eastAsia="Times New Roman" w:hAnsi="Times New Roman" w:cs="Times New Roman"/>
+          <w:sz w:val="24"/>
+          <w:szCs w:val="24"/>
+        </w:rPr>
+      </w:pPr>
+      <w:r>
+        <w:rPr>
+          <w:rFonts w:ascii="Times New Roman" w:eastAsia="Times New Roman" w:hAnsi="Times New Roman" w:cs="Times New Roman"/>
+          <w:sz w:val="24"/>
+          <w:szCs w:val="24"/>
+        </w:rPr>
+        <w:t xml:space="preserve">    │   ├── 404.ejs</w:t>
+      </w:r>
+    </w:p>
+    <w:p>
+      <w:pPr>
+        <w:bidi w:val="0"/>
+        <w:spacing w:before="100" w:beforeAutospacing="1" w:after="100" w:afterAutospacing="1" w:line="240" w:lineRule="auto"/>
+        <w:rPr>
+          <w:rFonts w:ascii="Times New Roman" w:eastAsia="Times New Roman" w:hAnsi="Times New Roman" w:cs="Times New Roman"/>
+          <w:sz w:val="24"/>
+          <w:szCs w:val="24"/>
+        </w:rPr>
+      </w:pPr>
+      <w:r>
+        <w:rPr>
+          <w:rFonts w:ascii="Times New Roman" w:eastAsia="Times New Roman" w:hAnsi="Times New Roman" w:cs="Times New Roman"/>
+          <w:sz w:val="24"/>
+          <w:szCs w:val="24"/>
+        </w:rPr>
+        <w:t xml:space="preserve">    │   ├── 500.ejs</w:t>
+      </w:r>
+    </w:p>
+    <w:p>
+      <w:pPr>
+        <w:bidi w:val="0"/>
+        <w:spacing w:before="100" w:beforeAutospacing="1" w:after="100" w:afterAutospacing="1" w:line="240" w:lineRule="auto"/>
+        <w:rPr>
+          <w:rFonts w:ascii="Times New Roman" w:eastAsia="Times New Roman" w:hAnsi="Times New Roman" w:cs="Times New Roman"/>
+          <w:sz w:val="24"/>
+          <w:szCs w:val="24"/>
+        </w:rPr>
+      </w:pPr>
+      <w:r>
+        <w:rPr>
+          <w:rFonts w:ascii="Times New Roman" w:eastAsia="Times New Roman" w:hAnsi="Times New Roman" w:cs="Times New Roman"/>
+          <w:sz w:val="24"/>
+          <w:szCs w:val="24"/>
+        </w:rPr>
+        <w:t xml:space="preserve">    │   ├── </w:t>
+      </w:r>
+      <w:proofErr w:type="spellStart"/>
+      <w:r>
+        <w:rPr>
+          <w:rFonts w:ascii="Times New Roman" w:eastAsia="Times New Roman" w:hAnsi="Times New Roman" w:cs="Times New Roman"/>
+          <w:sz w:val="24"/>
+          <w:szCs w:val="24"/>
+        </w:rPr>
+        <w:t>dashboard.ejs</w:t>
+      </w:r>
+      <w:proofErr w:type="spellEnd"/>
+    </w:p>
+    <w:p>
+      <w:pPr>
+        <w:bidi w:val="0"/>
+        <w:spacing w:before="100" w:beforeAutospacing="1" w:after="100" w:afterAutospacing="1" w:line="240" w:lineRule="auto"/>
+        <w:rPr>
+          <w:rFonts w:ascii="Times New Roman" w:eastAsia="Times New Roman" w:hAnsi="Times New Roman" w:cs="Times New Roman"/>
+          <w:sz w:val="24"/>
+          <w:szCs w:val="24"/>
+        </w:rPr>
+      </w:pPr>
+      <w:r>
+        <w:rPr>
+          <w:rFonts w:ascii="Times New Roman" w:eastAsia="Times New Roman" w:hAnsi="Times New Roman" w:cs="Times New Roman"/>
+          <w:sz w:val="24"/>
+          <w:szCs w:val="24"/>
+        </w:rPr>
+        <w:t xml:space="preserve">    │   ├── </w:t>
+      </w:r>
+      <w:proofErr w:type="spellStart"/>
+      <w:r>
+        <w:rPr>
+          <w:rFonts w:ascii="Times New Roman" w:eastAsia="Times New Roman" w:hAnsi="Times New Roman" w:cs="Times New Roman"/>
+          <w:sz w:val="24"/>
+          <w:szCs w:val="24"/>
+        </w:rPr>
+        <w:t>layout.ejs</w:t>
+      </w:r>
+      <w:proofErr w:type="spellEnd"/>
+      <w:r>
+        <w:rPr>
+          <w:rFonts w:ascii="Times New Roman" w:eastAsia="Times New Roman" w:hAnsi="Times New Roman" w:cs="Times New Roman"/>
+          <w:sz w:val="24"/>
+          <w:szCs w:val="24"/>
+        </w:rPr>
+        <w:t xml:space="preserve">      # Admin-specific layout</w:t>
+      </w:r>
+    </w:p>
+    <w:p>
+      <w:pPr>
+        <w:bidi w:val="0"/>
+        <w:spacing w:before="100" w:beforeAutospacing="1" w:after="100" w:afterAutospacing="1" w:line="240" w:lineRule="auto"/>
+        <w:rPr>
+          <w:rFonts w:ascii="Times New Roman" w:eastAsia="Times New Roman" w:hAnsi="Times New Roman" w:cs="Times New Roman"/>
+          <w:sz w:val="24"/>
+          <w:szCs w:val="24"/>
+        </w:rPr>
+      </w:pPr>
+      <w:r>
+        <w:rPr>
+          <w:rFonts w:ascii="Times New Roman" w:eastAsia="Times New Roman" w:hAnsi="Times New Roman" w:cs="Times New Roman"/>
+          <w:sz w:val="24"/>
+          <w:szCs w:val="24"/>
+        </w:rPr>
+        <w:t xml:space="preserve">    │   ├── </w:t>
+      </w:r>
+      <w:proofErr w:type="spellStart"/>
+      <w:r>
+        <w:rPr>
+          <w:rFonts w:ascii="Times New Roman" w:eastAsia="Times New Roman" w:hAnsi="Times New Roman" w:cs="Times New Roman"/>
+          <w:sz w:val="24"/>
+          <w:szCs w:val="24"/>
+        </w:rPr>
+        <w:t>login.ejs</w:t>
+      </w:r>
+      <w:proofErr w:type="spellEnd"/>
+    </w:p>
+    <w:p>
+      <w:pPr>
+        <w:bidi w:val="0"/>
+        <w:spacing w:before="100" w:beforeAutospacing="1" w:after="100" w:afterAutospacing="1" w:line="240" w:lineRule="auto"/>
+        <w:rPr>
+          <w:rFonts w:ascii="Times New Roman" w:eastAsia="Times New Roman" w:hAnsi="Times New Roman" w:cs="Times New Roman"/>
+          <w:sz w:val="24"/>
+          <w:szCs w:val="24"/>
+        </w:rPr>
+      </w:pPr>
+      <w:r>
+        <w:rPr>
+          <w:rFonts w:ascii="Times New Roman" w:eastAsia="Times New Roman" w:hAnsi="Times New Roman" w:cs="Times New Roman"/>
+          <w:sz w:val="24"/>
+          <w:szCs w:val="24"/>
+        </w:rPr>
+        <w:t xml:space="preserve">    │   ├── </w:t>
+      </w:r>
+      <w:proofErr w:type="spellStart"/>
+      <w:r>
+        <w:rPr>
+          <w:rFonts w:ascii="Times New Roman" w:eastAsia="Times New Roman" w:hAnsi="Times New Roman" w:cs="Times New Roman"/>
+          <w:sz w:val="24"/>
+          <w:szCs w:val="24"/>
+        </w:rPr>
+        <w:t>setting.ejs</w:t>
+      </w:r>
+      <w:proofErr w:type="spellEnd"/>
+    </w:p>
+    <w:p>
+      <w:pPr>
+        <w:bidi w:val="0"/>
+        <w:spacing w:before="100" w:beforeAutospacing="1" w:after="100" w:afterAutospacing="1" w:line="240" w:lineRule="auto"/>
+        <w:rPr>
+          <w:rFonts w:ascii="Times New Roman" w:eastAsia="Times New Roman" w:hAnsi="Times New Roman" w:cs="Times New Roman"/>
+          <w:sz w:val="24"/>
+          <w:szCs w:val="24"/>
+        </w:rPr>
+      </w:pPr>
+      <w:r>
+        <w:rPr>
+          <w:rFonts w:ascii="Times New Roman" w:eastAsia="Times New Roman" w:hAnsi="Times New Roman" w:cs="Times New Roman"/>
+          <w:sz w:val="24"/>
+          <w:szCs w:val="24"/>
+        </w:rPr>
+        <w:lastRenderedPageBreak/>
+        <w:t xml:space="preserve">    │   ├── articles/       # CRUD operations for articles</w:t>
+      </w:r>
+    </w:p>
+    <w:p>
+      <w:pPr>
+        <w:bidi w:val="0"/>
+        <w:spacing w:before="100" w:beforeAutospacing="1" w:after="100" w:afterAutospacing="1" w:line="240" w:lineRule="auto"/>
+        <w:rPr>
+          <w:rFonts w:ascii="Times New Roman" w:eastAsia="Times New Roman" w:hAnsi="Times New Roman" w:cs="Times New Roman"/>
+          <w:sz w:val="24"/>
+          <w:szCs w:val="24"/>
+        </w:rPr>
+      </w:pPr>
+      <w:r>
+        <w:rPr>
+          <w:rFonts w:ascii="Times New Roman" w:eastAsia="Times New Roman" w:hAnsi="Times New Roman" w:cs="Times New Roman"/>
+          <w:sz w:val="24"/>
+          <w:szCs w:val="24"/>
+        </w:rPr>
+        <w:t xml:space="preserve">    │   ├── comments/</w:t>
+      </w:r>
+    </w:p>
+    <w:p>
+      <w:pPr>
+        <w:bidi w:val="0"/>
+        <w:spacing w:before="100" w:beforeAutospacing="1" w:after="100" w:afterAutospacing="1" w:line="240" w:lineRule="auto"/>
+        <w:rPr>
+          <w:rFonts w:ascii="Times New Roman" w:eastAsia="Times New Roman" w:hAnsi="Times New Roman" w:cs="Times New Roman"/>
+          <w:sz w:val="24"/>
+          <w:szCs w:val="24"/>
+        </w:rPr>
+      </w:pPr>
+      <w:r>
+        <w:rPr>
+          <w:rFonts w:ascii="Times New Roman" w:eastAsia="Times New Roman" w:hAnsi="Times New Roman" w:cs="Times New Roman"/>
+          <w:sz w:val="24"/>
+          <w:szCs w:val="24"/>
+        </w:rPr>
+        <w:t xml:space="preserve">    │   ├── partials/</w:t>
+      </w:r>
+    </w:p>
+    <w:p>
+      <w:pPr>
+        <w:bidi w:val="0"/>
+        <w:spacing w:before="100" w:beforeAutospacing="1" w:after="100" w:afterAutospacing="1" w:line="240" w:lineRule="auto"/>
+        <w:rPr>
+          <w:rFonts w:ascii="Times New Roman" w:eastAsia="Times New Roman" w:hAnsi="Times New Roman" w:cs="Times New Roman"/>
+          <w:sz w:val="24"/>
+          <w:szCs w:val="24"/>
+        </w:rPr>
+      </w:pPr>
+      <w:r>
+        <w:rPr>
+          <w:rFonts w:ascii="Times New Roman" w:eastAsia="Times New Roman" w:hAnsi="Times New Roman" w:cs="Times New Roman"/>
+          <w:sz w:val="24"/>
+          <w:szCs w:val="24"/>
+        </w:rPr>
+        <w:t xml:space="preserve">    │   └── users/</w:t>
+      </w:r>
+    </w:p>
+    <w:p>
+      <w:pPr>
+        <w:bidi w:val="0"/>
+        <w:spacing w:before="100" w:beforeAutospacing="1" w:after="100" w:afterAutospacing="1" w:line="240" w:lineRule="auto"/>
+        <w:rPr>
+          <w:rFonts w:ascii="Times New Roman" w:eastAsia="Times New Roman" w:hAnsi="Times New Roman" w:cs="Times New Roman"/>
+          <w:sz w:val="24"/>
+          <w:szCs w:val="24"/>
+        </w:rPr>
+      </w:pPr>
+      <w:r>
+        <w:rPr>
+          <w:rFonts w:ascii="Times New Roman" w:eastAsia="Times New Roman" w:hAnsi="Times New Roman" w:cs="Times New Roman"/>
+          <w:sz w:val="24"/>
+          <w:szCs w:val="24"/>
+        </w:rPr>
+        <w:t xml:space="preserve">    └── </w:t>
+      </w:r>
+      <w:proofErr w:type="gramStart"/>
+      <w:r>
+        <w:rPr>
+          <w:rFonts w:ascii="Times New Roman" w:eastAsia="Times New Roman" w:hAnsi="Times New Roman" w:cs="Times New Roman"/>
+          <w:sz w:val="24"/>
+          <w:szCs w:val="24"/>
+        </w:rPr>
+        <w:t>partials</w:t>
+      </w:r>
+      <w:proofErr w:type="gramEnd"/>
+      <w:r>
+        <w:rPr>
+          <w:rFonts w:ascii="Times New Roman" w:eastAsia="Times New Roman" w:hAnsi="Times New Roman" w:cs="Times New Roman"/>
+          <w:sz w:val="24"/>
+          <w:szCs w:val="24"/>
+        </w:rPr>
+        <w:t>/           # Reusable UI components</w:t>
+      </w:r>
+    </w:p>
+    <w:p>
+      <w:pPr>
+        <w:bidi w:val="0"/>
+        <w:spacing w:before="100" w:beforeAutospacing="1" w:after="100" w:afterAutospacing="1" w:line="240" w:lineRule="auto"/>
+        <w:rPr>
+          <w:rFonts w:ascii="Times New Roman" w:eastAsia="Times New Roman" w:hAnsi="Times New Roman" w:cs="Times New Roman"/>
+          <w:sz w:val="24"/>
+          <w:szCs w:val="24"/>
+        </w:rPr>
+      </w:pPr>
+      <w:r>
+        <w:rPr>
+          <w:rFonts w:ascii="Times New Roman" w:eastAsia="Times New Roman" w:hAnsi="Times New Roman" w:cs="Times New Roman"/>
+          <w:sz w:val="24"/>
+          <w:szCs w:val="24"/>
+        </w:rPr>
+        <w:t xml:space="preserve">        ├── </w:t>
+      </w:r>
+      <w:proofErr w:type="spellStart"/>
+      <w:r>
+        <w:rPr>
+          <w:rFonts w:ascii="Times New Roman" w:eastAsia="Times New Roman" w:hAnsi="Times New Roman" w:cs="Times New Roman"/>
+          <w:sz w:val="24"/>
+          <w:szCs w:val="24"/>
+        </w:rPr>
+        <w:t>loop.ejs</w:t>
+      </w:r>
+      <w:proofErr w:type="spellEnd"/>
+    </w:p>
+    <w:p>
+      <w:pPr>
+        <w:bidi w:val="0"/>
+        <w:spacing w:before="100" w:beforeAutospacing="1" w:after="100" w:afterAutospacing="1" w:line="240" w:lineRule="auto"/>
+        <w:rPr>
+          <w:rFonts w:ascii="Times New Roman" w:eastAsia="Times New Roman" w:hAnsi="Times New Roman" w:cs="Times New Roman"/>
+          <w:sz w:val="24"/>
+          <w:szCs w:val="24"/>
+        </w:rPr>
+      </w:pPr>
+      <w:r>
+        <w:rPr>
+          <w:rFonts w:ascii="Times New Roman" w:eastAsia="Times New Roman" w:hAnsi="Times New Roman" w:cs="Times New Roman"/>
+          <w:sz w:val="24"/>
+          <w:szCs w:val="24"/>
+        </w:rPr>
+        <w:t xml:space="preserve">        └── </w:t>
+      </w:r>
+      <w:proofErr w:type="spellStart"/>
+      <w:r>
+        <w:rPr>
+          <w:rFonts w:ascii="Times New Roman" w:eastAsia="Times New Roman" w:hAnsi="Times New Roman" w:cs="Times New Roman"/>
+          <w:sz w:val="24"/>
+          <w:szCs w:val="24"/>
+        </w:rPr>
+        <w:t>sidebar.ejs</w:t>
+      </w:r>
+      <w:bookmarkStart w:id="0" w:name="_GoBack"/>
+      <w:bookmarkEnd w:id="0"/>
+      <w:proofErr w:type="spellEnd"/>
     </w:p>
     <w:p>
       <w:pPr>
